--- a/Lab05/minhChung'.docx
+++ b/Lab05/minhChung'.docx
@@ -3,8 +3,1791 @@
 <w:document xmlns:wpc="http://schemas.microsoft.com/office/word/2010/wordprocessingCanvas" xmlns:cx="http://schemas.microsoft.com/office/drawing/2014/chartex" xmlns:cx1="http://schemas.microsoft.com/office/drawing/2015/9/8/chartex" xmlns:cx2="http://schemas.microsoft.com/office/drawing/2015/10/21/chartex" xmlns:cx3="http://schemas.microsoft.com/office/drawing/2016/5/9/chartex" xmlns:cx4="http://schemas.microsoft.com/office/drawing/2016/5/10/chartex" xmlns:cx5="http://schemas.microsoft.com/office/drawing/2016/5/11/chartex" xmlns:cx6="http://schemas.microsoft.com/office/drawing/2016/5/12/chartex" xmlns:cx7="http://schemas.microsoft.com/office/drawing/2016/5/13/chartex" xmlns:cx8="http://schemas.microsoft.com/office/drawing/2016/5/14/chartex" xmlns:mc="http://schemas.openxmlformats.org/markup-compatibility/2006" xmlns:aink="http://schemas.microsoft.com/office/drawing/2016/ink" xmlns:am3d="http://schemas.microsoft.com/office/drawing/2017/model3d" xmlns:o="urn:schemas-microsoft-com:office:office" xmlns:oel="http://schemas.microsoft.com/office/2019/extlst" xmlns:r="http://schemas.openxmlformats.org/officeDocument/2006/relationships" xmlns:m="http://schemas.openxmlformats.org/officeDocument/2006/math" xmlns:v="urn:schemas-microsoft-com:vml" xmlns:wp14="http://schemas.microsoft.com/office/word/2010/wordprocessingDrawing" xmlns:wp="http://schemas.openxmlformats.org/drawingml/2006/wordprocessingDrawing" xmlns:w10="urn:schemas-microsoft-com:office:word" xmlns:w="http://schemas.openxmlformats.org/wordprocessingml/2006/main" xmlns:w14="http://schemas.microsoft.com/office/word/2010/wordml" xmlns:w15="http://schemas.microsoft.com/office/word/2012/wordml" xmlns:w16cex="http://schemas.microsoft.com/office/word/2018/wordml/cex" xmlns:w16cid="http://schemas.microsoft.com/office/word/2016/wordml/cid" xmlns:w16="http://schemas.microsoft.com/office/word/2018/wordml" xmlns:w16du="http://schemas.microsoft.com/office/word/2023/wordml/word16du" xmlns:w16sdtdh="http://schemas.microsoft.com/office/word/2020/wordml/sdtdatahash" xmlns:w16sdtfl="http://schemas.microsoft.com/office/word/2024/wordml/sdtformatlock" xmlns:w16se="http://schemas.microsoft.com/office/word/2015/wordml/symex" xmlns:wpg="http://schemas.microsoft.com/office/word/2010/wordprocessingGroup" xmlns:wpi="http://schemas.microsoft.com/office/word/2010/wordprocessingInk" xmlns:wne="http://schemas.microsoft.com/office/word/2006/wordml" xmlns:wps="http://schemas.microsoft.com/office/word/2010/wordprocessingShape" mc:Ignorable="w14 w15 w16se w16cid w16 w16cex w16sdtdh w16sdtfl w16du wp14">
   <w:body>
     <w:p>
-      <w:r>
+      <w:pPr>
+        <w:rPr>
+          <w:lang w:val="vi-VN"/>
+        </w:rPr>
+      </w:pPr>
+      <w:r>
+        <w:rPr>
+          <w:lang w:val="sv-SE"/>
+        </w:rPr>
         <w:t>Tran Viet Nhan</w:t>
+      </w:r>
+      <w:r>
+        <w:rPr>
+          <w:lang w:val="vi-VN"/>
+        </w:rPr>
+        <w:t xml:space="preserve"> -22690621</w:t>
+      </w:r>
+    </w:p>
+    <w:p>
+      <w:pPr>
+        <w:rPr>
+          <w:lang w:val="vi-VN"/>
+        </w:rPr>
+      </w:pPr>
+      <w:r>
+        <w:rPr>
+          <w:lang w:val="vi-VN"/>
+        </w:rPr>
+        <w:t>Phần 1</w:t>
+      </w:r>
+    </w:p>
+    <w:p>
+      <w:pPr>
+        <w:rPr>
+          <w:lang w:val="vi-VN"/>
+        </w:rPr>
+      </w:pPr>
+      <w:r>
+        <w:rPr>
+          <w:lang w:val="vi-VN"/>
+        </w:rPr>
+        <w:t>Bài 1</w:t>
+      </w:r>
+    </w:p>
+    <w:p>
+      <w:pPr>
+        <w:rPr>
+          <w:lang w:val="vi-VN"/>
+        </w:rPr>
+      </w:pPr>
+      <w:r>
+        <w:rPr>
+          <w:lang w:val="vi-VN"/>
+        </w:rPr>
+        <w:drawing>
+          <wp:inline distT="0" distB="0" distL="0" distR="0" wp14:anchorId="278B6A64" wp14:editId="2A7D4E6E">
+            <wp:extent cx="5858693" cy="3477110"/>
+            <wp:effectExtent l="0" t="0" r="8890" b="9525"/>
+            <wp:docPr id="1498304219" name="Picture 1"/>
+            <wp:cNvGraphicFramePr>
+              <a:graphicFrameLocks xmlns:a="http://schemas.openxmlformats.org/drawingml/2006/main" noChangeAspect="1"/>
+            </wp:cNvGraphicFramePr>
+            <a:graphic xmlns:a="http://schemas.openxmlformats.org/drawingml/2006/main">
+              <a:graphicData uri="http://schemas.openxmlformats.org/drawingml/2006/picture">
+                <pic:pic xmlns:pic="http://schemas.openxmlformats.org/drawingml/2006/picture">
+                  <pic:nvPicPr>
+                    <pic:cNvPr id="1498304219" name=""/>
+                    <pic:cNvPicPr/>
+                  </pic:nvPicPr>
+                  <pic:blipFill>
+                    <a:blip r:embed="rId4"/>
+                    <a:stretch>
+                      <a:fillRect/>
+                    </a:stretch>
+                  </pic:blipFill>
+                  <pic:spPr>
+                    <a:xfrm>
+                      <a:off x="0" y="0"/>
+                      <a:ext cx="5858693" cy="3477110"/>
+                    </a:xfrm>
+                    <a:prstGeom prst="rect">
+                      <a:avLst/>
+                    </a:prstGeom>
+                  </pic:spPr>
+                </pic:pic>
+              </a:graphicData>
+            </a:graphic>
+          </wp:inline>
+        </w:drawing>
+      </w:r>
+    </w:p>
+    <w:p>
+      <w:pPr>
+        <w:rPr>
+          <w:lang w:val="vi-VN"/>
+        </w:rPr>
+      </w:pPr>
+      <w:r>
+        <w:rPr>
+          <w:lang w:val="vi-VN"/>
+        </w:rPr>
+        <w:t>Bài 2</w:t>
+      </w:r>
+    </w:p>
+    <w:p>
+      <w:pPr>
+        <w:rPr>
+          <w:lang w:val="vi-VN"/>
+        </w:rPr>
+      </w:pPr>
+      <w:r>
+        <w:rPr>
+          <w:lang w:val="vi-VN"/>
+        </w:rPr>
+        <w:lastRenderedPageBreak/>
+        <w:drawing>
+          <wp:inline distT="0" distB="0" distL="0" distR="0" wp14:anchorId="277BC049" wp14:editId="518C70BB">
+            <wp:extent cx="5649113" cy="3982006"/>
+            <wp:effectExtent l="0" t="0" r="0" b="0"/>
+            <wp:docPr id="493032718" name="Picture 1"/>
+            <wp:cNvGraphicFramePr>
+              <a:graphicFrameLocks xmlns:a="http://schemas.openxmlformats.org/drawingml/2006/main" noChangeAspect="1"/>
+            </wp:cNvGraphicFramePr>
+            <a:graphic xmlns:a="http://schemas.openxmlformats.org/drawingml/2006/main">
+              <a:graphicData uri="http://schemas.openxmlformats.org/drawingml/2006/picture">
+                <pic:pic xmlns:pic="http://schemas.openxmlformats.org/drawingml/2006/picture">
+                  <pic:nvPicPr>
+                    <pic:cNvPr id="493032718" name=""/>
+                    <pic:cNvPicPr/>
+                  </pic:nvPicPr>
+                  <pic:blipFill>
+                    <a:blip r:embed="rId5"/>
+                    <a:stretch>
+                      <a:fillRect/>
+                    </a:stretch>
+                  </pic:blipFill>
+                  <pic:spPr>
+                    <a:xfrm>
+                      <a:off x="0" y="0"/>
+                      <a:ext cx="5649113" cy="3982006"/>
+                    </a:xfrm>
+                    <a:prstGeom prst="rect">
+                      <a:avLst/>
+                    </a:prstGeom>
+                  </pic:spPr>
+                </pic:pic>
+              </a:graphicData>
+            </a:graphic>
+          </wp:inline>
+        </w:drawing>
+      </w:r>
+    </w:p>
+    <w:p>
+      <w:pPr>
+        <w:rPr>
+          <w:lang w:val="vi-VN"/>
+        </w:rPr>
+      </w:pPr>
+      <w:r>
+        <w:rPr>
+          <w:lang w:val="vi-VN"/>
+        </w:rPr>
+        <w:t>Bai 3</w:t>
+      </w:r>
+    </w:p>
+    <w:p>
+      <w:pPr>
+        <w:rPr>
+          <w:lang w:val="vi-VN"/>
+        </w:rPr>
+      </w:pPr>
+      <w:r>
+        <w:rPr>
+          <w:lang w:val="vi-VN"/>
+        </w:rPr>
+        <w:lastRenderedPageBreak/>
+        <w:drawing>
+          <wp:inline distT="0" distB="0" distL="0" distR="0" wp14:anchorId="607A1E8C" wp14:editId="44E53181">
+            <wp:extent cx="5943600" cy="5784215"/>
+            <wp:effectExtent l="0" t="0" r="0" b="6985"/>
+            <wp:docPr id="118041294" name="Picture 1"/>
+            <wp:cNvGraphicFramePr>
+              <a:graphicFrameLocks xmlns:a="http://schemas.openxmlformats.org/drawingml/2006/main" noChangeAspect="1"/>
+            </wp:cNvGraphicFramePr>
+            <a:graphic xmlns:a="http://schemas.openxmlformats.org/drawingml/2006/main">
+              <a:graphicData uri="http://schemas.openxmlformats.org/drawingml/2006/picture">
+                <pic:pic xmlns:pic="http://schemas.openxmlformats.org/drawingml/2006/picture">
+                  <pic:nvPicPr>
+                    <pic:cNvPr id="118041294" name=""/>
+                    <pic:cNvPicPr/>
+                  </pic:nvPicPr>
+                  <pic:blipFill>
+                    <a:blip r:embed="rId6"/>
+                    <a:stretch>
+                      <a:fillRect/>
+                    </a:stretch>
+                  </pic:blipFill>
+                  <pic:spPr>
+                    <a:xfrm>
+                      <a:off x="0" y="0"/>
+                      <a:ext cx="5943600" cy="5784215"/>
+                    </a:xfrm>
+                    <a:prstGeom prst="rect">
+                      <a:avLst/>
+                    </a:prstGeom>
+                  </pic:spPr>
+                </pic:pic>
+              </a:graphicData>
+            </a:graphic>
+          </wp:inline>
+        </w:drawing>
+      </w:r>
+    </w:p>
+    <w:p>
+      <w:pPr>
+        <w:rPr>
+          <w:lang w:val="vi-VN"/>
+        </w:rPr>
+      </w:pPr>
+      <w:r>
+        <w:rPr>
+          <w:lang w:val="vi-VN"/>
+        </w:rPr>
+        <w:t>Bài 4</w:t>
+      </w:r>
+    </w:p>
+    <w:p>
+      <w:pPr>
+        <w:rPr>
+          <w:lang w:val="vi-VN"/>
+        </w:rPr>
+      </w:pPr>
+      <w:r>
+        <w:rPr>
+          <w:lang w:val="vi-VN"/>
+        </w:rPr>
+        <w:lastRenderedPageBreak/>
+        <w:drawing>
+          <wp:inline distT="0" distB="0" distL="0" distR="0" wp14:anchorId="50E31F16" wp14:editId="342C7BCB">
+            <wp:extent cx="5068007" cy="2657846"/>
+            <wp:effectExtent l="0" t="0" r="0" b="9525"/>
+            <wp:docPr id="1005477588" name="Picture 1"/>
+            <wp:cNvGraphicFramePr>
+              <a:graphicFrameLocks xmlns:a="http://schemas.openxmlformats.org/drawingml/2006/main" noChangeAspect="1"/>
+            </wp:cNvGraphicFramePr>
+            <a:graphic xmlns:a="http://schemas.openxmlformats.org/drawingml/2006/main">
+              <a:graphicData uri="http://schemas.openxmlformats.org/drawingml/2006/picture">
+                <pic:pic xmlns:pic="http://schemas.openxmlformats.org/drawingml/2006/picture">
+                  <pic:nvPicPr>
+                    <pic:cNvPr id="1005477588" name=""/>
+                    <pic:cNvPicPr/>
+                  </pic:nvPicPr>
+                  <pic:blipFill>
+                    <a:blip r:embed="rId7"/>
+                    <a:stretch>
+                      <a:fillRect/>
+                    </a:stretch>
+                  </pic:blipFill>
+                  <pic:spPr>
+                    <a:xfrm>
+                      <a:off x="0" y="0"/>
+                      <a:ext cx="5068007" cy="2657846"/>
+                    </a:xfrm>
+                    <a:prstGeom prst="rect">
+                      <a:avLst/>
+                    </a:prstGeom>
+                  </pic:spPr>
+                </pic:pic>
+              </a:graphicData>
+            </a:graphic>
+          </wp:inline>
+        </w:drawing>
+      </w:r>
+      <w:r>
+        <w:rPr>
+          <w:lang w:val="vi-VN"/>
+        </w:rPr>
+        <w:drawing>
+          <wp:inline distT="0" distB="0" distL="0" distR="0" wp14:anchorId="42349344" wp14:editId="33672A43">
+            <wp:extent cx="5943600" cy="3641090"/>
+            <wp:effectExtent l="0" t="0" r="0" b="0"/>
+            <wp:docPr id="1407970836" name="Picture 1"/>
+            <wp:cNvGraphicFramePr>
+              <a:graphicFrameLocks xmlns:a="http://schemas.openxmlformats.org/drawingml/2006/main" noChangeAspect="1"/>
+            </wp:cNvGraphicFramePr>
+            <a:graphic xmlns:a="http://schemas.openxmlformats.org/drawingml/2006/main">
+              <a:graphicData uri="http://schemas.openxmlformats.org/drawingml/2006/picture">
+                <pic:pic xmlns:pic="http://schemas.openxmlformats.org/drawingml/2006/picture">
+                  <pic:nvPicPr>
+                    <pic:cNvPr id="1407970836" name=""/>
+                    <pic:cNvPicPr/>
+                  </pic:nvPicPr>
+                  <pic:blipFill>
+                    <a:blip r:embed="rId8"/>
+                    <a:stretch>
+                      <a:fillRect/>
+                    </a:stretch>
+                  </pic:blipFill>
+                  <pic:spPr>
+                    <a:xfrm>
+                      <a:off x="0" y="0"/>
+                      <a:ext cx="5943600" cy="3641090"/>
+                    </a:xfrm>
+                    <a:prstGeom prst="rect">
+                      <a:avLst/>
+                    </a:prstGeom>
+                  </pic:spPr>
+                </pic:pic>
+              </a:graphicData>
+            </a:graphic>
+          </wp:inline>
+        </w:drawing>
+      </w:r>
+      <w:r>
+        <w:rPr>
+          <w:lang w:val="vi-VN"/>
+        </w:rPr>
+        <w:br/>
+        <w:t>bài 5</w:t>
+      </w:r>
+    </w:p>
+    <w:p>
+      <w:pPr>
+        <w:rPr>
+          <w:lang w:val="vi-VN"/>
+        </w:rPr>
+      </w:pPr>
+      <w:r>
+        <w:rPr>
+          <w:lang w:val="vi-VN"/>
+        </w:rPr>
+        <w:lastRenderedPageBreak/>
+        <w:drawing>
+          <wp:inline distT="0" distB="0" distL="0" distR="0" wp14:anchorId="077D2C76" wp14:editId="681F5D84">
+            <wp:extent cx="5687219" cy="3381847"/>
+            <wp:effectExtent l="0" t="0" r="8890" b="9525"/>
+            <wp:docPr id="1446975429" name="Picture 1"/>
+            <wp:cNvGraphicFramePr>
+              <a:graphicFrameLocks xmlns:a="http://schemas.openxmlformats.org/drawingml/2006/main" noChangeAspect="1"/>
+            </wp:cNvGraphicFramePr>
+            <a:graphic xmlns:a="http://schemas.openxmlformats.org/drawingml/2006/main">
+              <a:graphicData uri="http://schemas.openxmlformats.org/drawingml/2006/picture">
+                <pic:pic xmlns:pic="http://schemas.openxmlformats.org/drawingml/2006/picture">
+                  <pic:nvPicPr>
+                    <pic:cNvPr id="1446975429" name=""/>
+                    <pic:cNvPicPr/>
+                  </pic:nvPicPr>
+                  <pic:blipFill>
+                    <a:blip r:embed="rId9"/>
+                    <a:stretch>
+                      <a:fillRect/>
+                    </a:stretch>
+                  </pic:blipFill>
+                  <pic:spPr>
+                    <a:xfrm>
+                      <a:off x="0" y="0"/>
+                      <a:ext cx="5687219" cy="3381847"/>
+                    </a:xfrm>
+                    <a:prstGeom prst="rect">
+                      <a:avLst/>
+                    </a:prstGeom>
+                  </pic:spPr>
+                </pic:pic>
+              </a:graphicData>
+            </a:graphic>
+          </wp:inline>
+        </w:drawing>
+      </w:r>
+    </w:p>
+    <w:p>
+      <w:pPr>
+        <w:rPr>
+          <w:lang w:val="vi-VN"/>
+        </w:rPr>
+      </w:pPr>
+      <w:r>
+        <w:rPr>
+          <w:lang w:val="vi-VN"/>
+        </w:rPr>
+        <w:t>Bài 6</w:t>
+      </w:r>
+    </w:p>
+    <w:p>
+      <w:pPr>
+        <w:rPr>
+          <w:lang w:val="vi-VN"/>
+        </w:rPr>
+      </w:pPr>
+      <w:r>
+        <w:rPr>
+          <w:lang w:val="vi-VN"/>
+        </w:rPr>
+        <w:lastRenderedPageBreak/>
+        <w:drawing>
+          <wp:inline distT="0" distB="0" distL="0" distR="0" wp14:anchorId="5E8F7E50" wp14:editId="7FFEA70A">
+            <wp:extent cx="5943600" cy="6725285"/>
+            <wp:effectExtent l="0" t="0" r="0" b="0"/>
+            <wp:docPr id="787717045" name="Picture 1"/>
+            <wp:cNvGraphicFramePr>
+              <a:graphicFrameLocks xmlns:a="http://schemas.openxmlformats.org/drawingml/2006/main" noChangeAspect="1"/>
+            </wp:cNvGraphicFramePr>
+            <a:graphic xmlns:a="http://schemas.openxmlformats.org/drawingml/2006/main">
+              <a:graphicData uri="http://schemas.openxmlformats.org/drawingml/2006/picture">
+                <pic:pic xmlns:pic="http://schemas.openxmlformats.org/drawingml/2006/picture">
+                  <pic:nvPicPr>
+                    <pic:cNvPr id="787717045" name=""/>
+                    <pic:cNvPicPr/>
+                  </pic:nvPicPr>
+                  <pic:blipFill>
+                    <a:blip r:embed="rId10"/>
+                    <a:stretch>
+                      <a:fillRect/>
+                    </a:stretch>
+                  </pic:blipFill>
+                  <pic:spPr>
+                    <a:xfrm>
+                      <a:off x="0" y="0"/>
+                      <a:ext cx="5943600" cy="6725285"/>
+                    </a:xfrm>
+                    <a:prstGeom prst="rect">
+                      <a:avLst/>
+                    </a:prstGeom>
+                  </pic:spPr>
+                </pic:pic>
+              </a:graphicData>
+            </a:graphic>
+          </wp:inline>
+        </w:drawing>
+      </w:r>
+    </w:p>
+    <w:p>
+      <w:pPr>
+        <w:rPr>
+          <w:lang w:val="vi-VN"/>
+        </w:rPr>
+      </w:pPr>
+      <w:r>
+        <w:rPr>
+          <w:lang w:val="vi-VN"/>
+        </w:rPr>
+        <w:t>Bài 7</w:t>
+      </w:r>
+    </w:p>
+    <w:p>
+      <w:pPr>
+        <w:rPr>
+          <w:lang w:val="vi-VN"/>
+        </w:rPr>
+      </w:pPr>
+      <w:r>
+        <w:rPr>
+          <w:lang w:val="vi-VN"/>
+        </w:rPr>
+        <w:lastRenderedPageBreak/>
+        <w:drawing>
+          <wp:inline distT="0" distB="0" distL="0" distR="0" wp14:anchorId="3A175373" wp14:editId="04C3F47F">
+            <wp:extent cx="5943600" cy="5741670"/>
+            <wp:effectExtent l="0" t="0" r="0" b="0"/>
+            <wp:docPr id="393424320" name="Picture 1"/>
+            <wp:cNvGraphicFramePr>
+              <a:graphicFrameLocks xmlns:a="http://schemas.openxmlformats.org/drawingml/2006/main" noChangeAspect="1"/>
+            </wp:cNvGraphicFramePr>
+            <a:graphic xmlns:a="http://schemas.openxmlformats.org/drawingml/2006/main">
+              <a:graphicData uri="http://schemas.openxmlformats.org/drawingml/2006/picture">
+                <pic:pic xmlns:pic="http://schemas.openxmlformats.org/drawingml/2006/picture">
+                  <pic:nvPicPr>
+                    <pic:cNvPr id="393424320" name=""/>
+                    <pic:cNvPicPr/>
+                  </pic:nvPicPr>
+                  <pic:blipFill>
+                    <a:blip r:embed="rId11"/>
+                    <a:stretch>
+                      <a:fillRect/>
+                    </a:stretch>
+                  </pic:blipFill>
+                  <pic:spPr>
+                    <a:xfrm>
+                      <a:off x="0" y="0"/>
+                      <a:ext cx="5943600" cy="5741670"/>
+                    </a:xfrm>
+                    <a:prstGeom prst="rect">
+                      <a:avLst/>
+                    </a:prstGeom>
+                  </pic:spPr>
+                </pic:pic>
+              </a:graphicData>
+            </a:graphic>
+          </wp:inline>
+        </w:drawing>
+      </w:r>
+      <w:r>
+        <w:rPr>
+          <w:lang w:val="vi-VN"/>
+        </w:rPr>
+        <w:br/>
+        <w:t>bài 8</w:t>
+      </w:r>
+    </w:p>
+    <w:p>
+      <w:pPr>
+        <w:rPr>
+          <w:lang w:val="vi-VN"/>
+        </w:rPr>
+      </w:pPr>
+      <w:r>
+        <w:rPr>
+          <w:lang w:val="vi-VN"/>
+        </w:rPr>
+        <w:lastRenderedPageBreak/>
+        <w:drawing>
+          <wp:inline distT="0" distB="0" distL="0" distR="0" wp14:anchorId="0F776AC4" wp14:editId="44BAE4FF">
+            <wp:extent cx="5943600" cy="5107940"/>
+            <wp:effectExtent l="0" t="0" r="0" b="0"/>
+            <wp:docPr id="2096486945" name="Picture 1"/>
+            <wp:cNvGraphicFramePr>
+              <a:graphicFrameLocks xmlns:a="http://schemas.openxmlformats.org/drawingml/2006/main" noChangeAspect="1"/>
+            </wp:cNvGraphicFramePr>
+            <a:graphic xmlns:a="http://schemas.openxmlformats.org/drawingml/2006/main">
+              <a:graphicData uri="http://schemas.openxmlformats.org/drawingml/2006/picture">
+                <pic:pic xmlns:pic="http://schemas.openxmlformats.org/drawingml/2006/picture">
+                  <pic:nvPicPr>
+                    <pic:cNvPr id="2096486945" name=""/>
+                    <pic:cNvPicPr/>
+                  </pic:nvPicPr>
+                  <pic:blipFill>
+                    <a:blip r:embed="rId12"/>
+                    <a:stretch>
+                      <a:fillRect/>
+                    </a:stretch>
+                  </pic:blipFill>
+                  <pic:spPr>
+                    <a:xfrm>
+                      <a:off x="0" y="0"/>
+                      <a:ext cx="5943600" cy="5107940"/>
+                    </a:xfrm>
+                    <a:prstGeom prst="rect">
+                      <a:avLst/>
+                    </a:prstGeom>
+                  </pic:spPr>
+                </pic:pic>
+              </a:graphicData>
+            </a:graphic>
+          </wp:inline>
+        </w:drawing>
+      </w:r>
+      <w:r>
+        <w:rPr>
+          <w:lang w:val="vi-VN"/>
+        </w:rPr>
+        <w:lastRenderedPageBreak/>
+        <w:drawing>
+          <wp:inline distT="0" distB="0" distL="0" distR="0" wp14:anchorId="2EBDF277" wp14:editId="4B4F84AB">
+            <wp:extent cx="5943600" cy="5791835"/>
+            <wp:effectExtent l="0" t="0" r="0" b="0"/>
+            <wp:docPr id="761986637" name="Picture 1"/>
+            <wp:cNvGraphicFramePr>
+              <a:graphicFrameLocks xmlns:a="http://schemas.openxmlformats.org/drawingml/2006/main" noChangeAspect="1"/>
+            </wp:cNvGraphicFramePr>
+            <a:graphic xmlns:a="http://schemas.openxmlformats.org/drawingml/2006/main">
+              <a:graphicData uri="http://schemas.openxmlformats.org/drawingml/2006/picture">
+                <pic:pic xmlns:pic="http://schemas.openxmlformats.org/drawingml/2006/picture">
+                  <pic:nvPicPr>
+                    <pic:cNvPr id="761986637" name=""/>
+                    <pic:cNvPicPr/>
+                  </pic:nvPicPr>
+                  <pic:blipFill>
+                    <a:blip r:embed="rId13"/>
+                    <a:stretch>
+                      <a:fillRect/>
+                    </a:stretch>
+                  </pic:blipFill>
+                  <pic:spPr>
+                    <a:xfrm>
+                      <a:off x="0" y="0"/>
+                      <a:ext cx="5943600" cy="5791835"/>
+                    </a:xfrm>
+                    <a:prstGeom prst="rect">
+                      <a:avLst/>
+                    </a:prstGeom>
+                  </pic:spPr>
+                </pic:pic>
+              </a:graphicData>
+            </a:graphic>
+          </wp:inline>
+        </w:drawing>
+      </w:r>
+    </w:p>
+    <w:p>
+      <w:pPr>
+        <w:rPr>
+          <w:lang w:val="vi-VN"/>
+        </w:rPr>
+      </w:pPr>
+      <w:r>
+        <w:rPr>
+          <w:lang w:val="vi-VN"/>
+        </w:rPr>
+        <w:t>Bai 9</w:t>
+      </w:r>
+    </w:p>
+    <w:p>
+      <w:pPr>
+        <w:rPr>
+          <w:lang w:val="vi-VN"/>
+        </w:rPr>
+      </w:pPr>
+      <w:r>
+        <w:rPr>
+          <w:lang w:val="vi-VN"/>
+        </w:rPr>
+        <w:lastRenderedPageBreak/>
+        <w:drawing>
+          <wp:inline distT="0" distB="0" distL="0" distR="0" wp14:anchorId="2152B5CA" wp14:editId="7D14D5F4">
+            <wp:extent cx="5115639" cy="3267531"/>
+            <wp:effectExtent l="0" t="0" r="8890" b="9525"/>
+            <wp:docPr id="39514664" name="Picture 1"/>
+            <wp:cNvGraphicFramePr>
+              <a:graphicFrameLocks xmlns:a="http://schemas.openxmlformats.org/drawingml/2006/main" noChangeAspect="1"/>
+            </wp:cNvGraphicFramePr>
+            <a:graphic xmlns:a="http://schemas.openxmlformats.org/drawingml/2006/main">
+              <a:graphicData uri="http://schemas.openxmlformats.org/drawingml/2006/picture">
+                <pic:pic xmlns:pic="http://schemas.openxmlformats.org/drawingml/2006/picture">
+                  <pic:nvPicPr>
+                    <pic:cNvPr id="39514664" name=""/>
+                    <pic:cNvPicPr/>
+                  </pic:nvPicPr>
+                  <pic:blipFill>
+                    <a:blip r:embed="rId14"/>
+                    <a:stretch>
+                      <a:fillRect/>
+                    </a:stretch>
+                  </pic:blipFill>
+                  <pic:spPr>
+                    <a:xfrm>
+                      <a:off x="0" y="0"/>
+                      <a:ext cx="5115639" cy="3267531"/>
+                    </a:xfrm>
+                    <a:prstGeom prst="rect">
+                      <a:avLst/>
+                    </a:prstGeom>
+                  </pic:spPr>
+                </pic:pic>
+              </a:graphicData>
+            </a:graphic>
+          </wp:inline>
+        </w:drawing>
+      </w:r>
+      <w:r>
+        <w:rPr>
+          <w:lang w:val="vi-VN"/>
+        </w:rPr>
+        <w:drawing>
+          <wp:inline distT="0" distB="0" distL="0" distR="0" wp14:anchorId="7D87C49A" wp14:editId="7A2A3CDC">
+            <wp:extent cx="5943600" cy="3641090"/>
+            <wp:effectExtent l="0" t="0" r="0" b="0"/>
+            <wp:docPr id="1261327006" name="Picture 1"/>
+            <wp:cNvGraphicFramePr>
+              <a:graphicFrameLocks xmlns:a="http://schemas.openxmlformats.org/drawingml/2006/main" noChangeAspect="1"/>
+            </wp:cNvGraphicFramePr>
+            <a:graphic xmlns:a="http://schemas.openxmlformats.org/drawingml/2006/main">
+              <a:graphicData uri="http://schemas.openxmlformats.org/drawingml/2006/picture">
+                <pic:pic xmlns:pic="http://schemas.openxmlformats.org/drawingml/2006/picture">
+                  <pic:nvPicPr>
+                    <pic:cNvPr id="1261327006" name=""/>
+                    <pic:cNvPicPr/>
+                  </pic:nvPicPr>
+                  <pic:blipFill>
+                    <a:blip r:embed="rId15"/>
+                    <a:stretch>
+                      <a:fillRect/>
+                    </a:stretch>
+                  </pic:blipFill>
+                  <pic:spPr>
+                    <a:xfrm>
+                      <a:off x="0" y="0"/>
+                      <a:ext cx="5943600" cy="3641090"/>
+                    </a:xfrm>
+                    <a:prstGeom prst="rect">
+                      <a:avLst/>
+                    </a:prstGeom>
+                  </pic:spPr>
+                </pic:pic>
+              </a:graphicData>
+            </a:graphic>
+          </wp:inline>
+        </w:drawing>
+      </w:r>
+      <w:r>
+        <w:rPr>
+          <w:lang w:val="vi-VN"/>
+        </w:rPr>
+        <w:br/>
+        <w:t>bài 10</w:t>
+      </w:r>
+    </w:p>
+    <w:p>
+      <w:pPr>
+        <w:rPr>
+          <w:lang w:val="vi-VN"/>
+        </w:rPr>
+      </w:pPr>
+      <w:r>
+        <w:rPr>
+          <w:lang w:val="vi-VN"/>
+        </w:rPr>
+        <w:lastRenderedPageBreak/>
+        <w:drawing>
+          <wp:inline distT="0" distB="0" distL="0" distR="0" wp14:anchorId="44915562" wp14:editId="68270570">
+            <wp:extent cx="5943600" cy="5576570"/>
+            <wp:effectExtent l="0" t="0" r="0" b="5080"/>
+            <wp:docPr id="1742675078" name="Picture 1"/>
+            <wp:cNvGraphicFramePr>
+              <a:graphicFrameLocks xmlns:a="http://schemas.openxmlformats.org/drawingml/2006/main" noChangeAspect="1"/>
+            </wp:cNvGraphicFramePr>
+            <a:graphic xmlns:a="http://schemas.openxmlformats.org/drawingml/2006/main">
+              <a:graphicData uri="http://schemas.openxmlformats.org/drawingml/2006/picture">
+                <pic:pic xmlns:pic="http://schemas.openxmlformats.org/drawingml/2006/picture">
+                  <pic:nvPicPr>
+                    <pic:cNvPr id="1742675078" name=""/>
+                    <pic:cNvPicPr/>
+                  </pic:nvPicPr>
+                  <pic:blipFill>
+                    <a:blip r:embed="rId16"/>
+                    <a:stretch>
+                      <a:fillRect/>
+                    </a:stretch>
+                  </pic:blipFill>
+                  <pic:spPr>
+                    <a:xfrm>
+                      <a:off x="0" y="0"/>
+                      <a:ext cx="5943600" cy="5576570"/>
+                    </a:xfrm>
+                    <a:prstGeom prst="rect">
+                      <a:avLst/>
+                    </a:prstGeom>
+                  </pic:spPr>
+                </pic:pic>
+              </a:graphicData>
+            </a:graphic>
+          </wp:inline>
+        </w:drawing>
+      </w:r>
+      <w:r>
+        <w:rPr>
+          <w:lang w:val="vi-VN"/>
+        </w:rPr>
+        <w:br/>
+        <w:t>bài 11</w:t>
+      </w:r>
+    </w:p>
+    <w:p>
+      <w:pPr>
+        <w:rPr>
+          <w:lang w:val="vi-VN"/>
+        </w:rPr>
+      </w:pPr>
+      <w:r>
+        <w:rPr>
+          <w:lang w:val="vi-VN"/>
+        </w:rPr>
+        <w:lastRenderedPageBreak/>
+        <w:drawing>
+          <wp:inline distT="0" distB="0" distL="0" distR="0" wp14:anchorId="14A9A0C2" wp14:editId="1C0F812D">
+            <wp:extent cx="5943600" cy="6030595"/>
+            <wp:effectExtent l="0" t="0" r="0" b="8255"/>
+            <wp:docPr id="1202665149" name="Picture 1"/>
+            <wp:cNvGraphicFramePr>
+              <a:graphicFrameLocks xmlns:a="http://schemas.openxmlformats.org/drawingml/2006/main" noChangeAspect="1"/>
+            </wp:cNvGraphicFramePr>
+            <a:graphic xmlns:a="http://schemas.openxmlformats.org/drawingml/2006/main">
+              <a:graphicData uri="http://schemas.openxmlformats.org/drawingml/2006/picture">
+                <pic:pic xmlns:pic="http://schemas.openxmlformats.org/drawingml/2006/picture">
+                  <pic:nvPicPr>
+                    <pic:cNvPr id="1202665149" name=""/>
+                    <pic:cNvPicPr/>
+                  </pic:nvPicPr>
+                  <pic:blipFill>
+                    <a:blip r:embed="rId17"/>
+                    <a:stretch>
+                      <a:fillRect/>
+                    </a:stretch>
+                  </pic:blipFill>
+                  <pic:spPr>
+                    <a:xfrm>
+                      <a:off x="0" y="0"/>
+                      <a:ext cx="5943600" cy="6030595"/>
+                    </a:xfrm>
+                    <a:prstGeom prst="rect">
+                      <a:avLst/>
+                    </a:prstGeom>
+                  </pic:spPr>
+                </pic:pic>
+              </a:graphicData>
+            </a:graphic>
+          </wp:inline>
+        </w:drawing>
+      </w:r>
+      <w:r>
+        <w:rPr>
+          <w:lang w:val="vi-VN"/>
+        </w:rPr>
+        <w:br/>
+        <w:t>bài 12</w:t>
+      </w:r>
+    </w:p>
+    <w:p>
+      <w:pPr>
+        <w:rPr>
+          <w:lang w:val="vi-VN"/>
+        </w:rPr>
+      </w:pPr>
+      <w:r>
+        <w:rPr>
+          <w:lang w:val="vi-VN"/>
+        </w:rPr>
+        <w:lastRenderedPageBreak/>
+        <w:drawing>
+          <wp:inline distT="0" distB="0" distL="0" distR="0" wp14:anchorId="092AAD97" wp14:editId="455235DF">
+            <wp:extent cx="5422265" cy="8229600"/>
+            <wp:effectExtent l="0" t="0" r="6985" b="0"/>
+            <wp:docPr id="683760849" name="Picture 1"/>
+            <wp:cNvGraphicFramePr>
+              <a:graphicFrameLocks xmlns:a="http://schemas.openxmlformats.org/drawingml/2006/main" noChangeAspect="1"/>
+            </wp:cNvGraphicFramePr>
+            <a:graphic xmlns:a="http://schemas.openxmlformats.org/drawingml/2006/main">
+              <a:graphicData uri="http://schemas.openxmlformats.org/drawingml/2006/picture">
+                <pic:pic xmlns:pic="http://schemas.openxmlformats.org/drawingml/2006/picture">
+                  <pic:nvPicPr>
+                    <pic:cNvPr id="683760849" name=""/>
+                    <pic:cNvPicPr/>
+                  </pic:nvPicPr>
+                  <pic:blipFill>
+                    <a:blip r:embed="rId18"/>
+                    <a:stretch>
+                      <a:fillRect/>
+                    </a:stretch>
+                  </pic:blipFill>
+                  <pic:spPr>
+                    <a:xfrm>
+                      <a:off x="0" y="0"/>
+                      <a:ext cx="5422265" cy="8229600"/>
+                    </a:xfrm>
+                    <a:prstGeom prst="rect">
+                      <a:avLst/>
+                    </a:prstGeom>
+                  </pic:spPr>
+                </pic:pic>
+              </a:graphicData>
+            </a:graphic>
+          </wp:inline>
+        </w:drawing>
+      </w:r>
+      <w:r>
+        <w:rPr>
+          <w:lang w:val="vi-VN"/>
+        </w:rPr>
+        <w:br/>
+      </w:r>
+      <w:r>
+        <w:rPr>
+          <w:lang w:val="vi-VN"/>
+        </w:rPr>
+        <w:lastRenderedPageBreak/>
+        <w:t>bài 13</w:t>
+      </w:r>
+    </w:p>
+    <w:p>
+      <w:pPr>
+        <w:rPr>
+          <w:lang w:val="vi-VN"/>
+        </w:rPr>
+      </w:pPr>
+      <w:r>
+        <w:rPr>
+          <w:lang w:val="vi-VN"/>
+        </w:rPr>
+        <w:drawing>
+          <wp:inline distT="0" distB="0" distL="0" distR="0" wp14:anchorId="26EED2CE" wp14:editId="3319E0CF">
+            <wp:extent cx="4944165" cy="3010320"/>
+            <wp:effectExtent l="0" t="0" r="8890" b="0"/>
+            <wp:docPr id="1834003836" name="Picture 1"/>
+            <wp:cNvGraphicFramePr>
+              <a:graphicFrameLocks xmlns:a="http://schemas.openxmlformats.org/drawingml/2006/main" noChangeAspect="1"/>
+            </wp:cNvGraphicFramePr>
+            <a:graphic xmlns:a="http://schemas.openxmlformats.org/drawingml/2006/main">
+              <a:graphicData uri="http://schemas.openxmlformats.org/drawingml/2006/picture">
+                <pic:pic xmlns:pic="http://schemas.openxmlformats.org/drawingml/2006/picture">
+                  <pic:nvPicPr>
+                    <pic:cNvPr id="1834003836" name=""/>
+                    <pic:cNvPicPr/>
+                  </pic:nvPicPr>
+                  <pic:blipFill>
+                    <a:blip r:embed="rId19"/>
+                    <a:stretch>
+                      <a:fillRect/>
+                    </a:stretch>
+                  </pic:blipFill>
+                  <pic:spPr>
+                    <a:xfrm>
+                      <a:off x="0" y="0"/>
+                      <a:ext cx="4944165" cy="3010320"/>
+                    </a:xfrm>
+                    <a:prstGeom prst="rect">
+                      <a:avLst/>
+                    </a:prstGeom>
+                  </pic:spPr>
+                </pic:pic>
+              </a:graphicData>
+            </a:graphic>
+          </wp:inline>
+        </w:drawing>
+      </w:r>
+      <w:r>
+        <w:rPr>
+          <w:lang w:val="vi-VN"/>
+        </w:rPr>
+        <w:t>/</w:t>
+      </w:r>
+    </w:p>
+    <w:p>
+      <w:pPr>
+        <w:rPr>
+          <w:lang w:val="vi-VN"/>
+        </w:rPr>
+      </w:pPr>
+      <w:r>
+        <w:rPr>
+          <w:lang w:val="vi-VN"/>
+        </w:rPr>
+        <w:drawing>
+          <wp:inline distT="0" distB="0" distL="0" distR="0" wp14:anchorId="7AB2FDCD" wp14:editId="047946CB">
+            <wp:extent cx="5943600" cy="3509010"/>
+            <wp:effectExtent l="0" t="0" r="0" b="0"/>
+            <wp:docPr id="402984188" name="Picture 1"/>
+            <wp:cNvGraphicFramePr>
+              <a:graphicFrameLocks xmlns:a="http://schemas.openxmlformats.org/drawingml/2006/main" noChangeAspect="1"/>
+            </wp:cNvGraphicFramePr>
+            <a:graphic xmlns:a="http://schemas.openxmlformats.org/drawingml/2006/main">
+              <a:graphicData uri="http://schemas.openxmlformats.org/drawingml/2006/picture">
+                <pic:pic xmlns:pic="http://schemas.openxmlformats.org/drawingml/2006/picture">
+                  <pic:nvPicPr>
+                    <pic:cNvPr id="402984188" name=""/>
+                    <pic:cNvPicPr/>
+                  </pic:nvPicPr>
+                  <pic:blipFill>
+                    <a:blip r:embed="rId20"/>
+                    <a:stretch>
+                      <a:fillRect/>
+                    </a:stretch>
+                  </pic:blipFill>
+                  <pic:spPr>
+                    <a:xfrm>
+                      <a:off x="0" y="0"/>
+                      <a:ext cx="5943600" cy="3509010"/>
+                    </a:xfrm>
+                    <a:prstGeom prst="rect">
+                      <a:avLst/>
+                    </a:prstGeom>
+                  </pic:spPr>
+                </pic:pic>
+              </a:graphicData>
+            </a:graphic>
+          </wp:inline>
+        </w:drawing>
+      </w:r>
+      <w:r>
+        <w:rPr>
+          <w:lang w:val="vi-VN"/>
+        </w:rPr>
+        <w:br/>
+        <w:t>bài 14</w:t>
+      </w:r>
+    </w:p>
+    <w:p>
+      <w:pPr>
+        <w:rPr>
+          <w:lang w:val="vi-VN"/>
+        </w:rPr>
+      </w:pPr>
+      <w:r>
+        <w:rPr>
+          <w:lang w:val="vi-VN"/>
+        </w:rPr>
+        <w:lastRenderedPageBreak/>
+        <w:drawing>
+          <wp:inline distT="0" distB="0" distL="0" distR="0" wp14:anchorId="2B94F9D5" wp14:editId="54015E6A">
+            <wp:extent cx="5943600" cy="5389880"/>
+            <wp:effectExtent l="0" t="0" r="0" b="1270"/>
+            <wp:docPr id="235507731" name="Picture 1"/>
+            <wp:cNvGraphicFramePr>
+              <a:graphicFrameLocks xmlns:a="http://schemas.openxmlformats.org/drawingml/2006/main" noChangeAspect="1"/>
+            </wp:cNvGraphicFramePr>
+            <a:graphic xmlns:a="http://schemas.openxmlformats.org/drawingml/2006/main">
+              <a:graphicData uri="http://schemas.openxmlformats.org/drawingml/2006/picture">
+                <pic:pic xmlns:pic="http://schemas.openxmlformats.org/drawingml/2006/picture">
+                  <pic:nvPicPr>
+                    <pic:cNvPr id="235507731" name=""/>
+                    <pic:cNvPicPr/>
+                  </pic:nvPicPr>
+                  <pic:blipFill>
+                    <a:blip r:embed="rId21"/>
+                    <a:stretch>
+                      <a:fillRect/>
+                    </a:stretch>
+                  </pic:blipFill>
+                  <pic:spPr>
+                    <a:xfrm>
+                      <a:off x="0" y="0"/>
+                      <a:ext cx="5943600" cy="5389880"/>
+                    </a:xfrm>
+                    <a:prstGeom prst="rect">
+                      <a:avLst/>
+                    </a:prstGeom>
+                  </pic:spPr>
+                </pic:pic>
+              </a:graphicData>
+            </a:graphic>
+          </wp:inline>
+        </w:drawing>
+      </w:r>
+      <w:r>
+        <w:rPr>
+          <w:lang w:val="vi-VN"/>
+        </w:rPr>
+        <w:br/>
+        <w:t>bài 15</w:t>
+      </w:r>
+    </w:p>
+    <w:p>
+      <w:pPr>
+        <w:rPr>
+          <w:lang w:val="vi-VN"/>
+        </w:rPr>
+      </w:pPr>
+      <w:r>
+        <w:rPr>
+          <w:lang w:val="vi-VN"/>
+        </w:rPr>
+        <w:lastRenderedPageBreak/>
+        <w:drawing>
+          <wp:inline distT="0" distB="0" distL="0" distR="0" wp14:anchorId="3ABCD6C1" wp14:editId="79877796">
+            <wp:extent cx="5029902" cy="3820058"/>
+            <wp:effectExtent l="0" t="0" r="0" b="9525"/>
+            <wp:docPr id="1706149223" name="Picture 1"/>
+            <wp:cNvGraphicFramePr>
+              <a:graphicFrameLocks xmlns:a="http://schemas.openxmlformats.org/drawingml/2006/main" noChangeAspect="1"/>
+            </wp:cNvGraphicFramePr>
+            <a:graphic xmlns:a="http://schemas.openxmlformats.org/drawingml/2006/main">
+              <a:graphicData uri="http://schemas.openxmlformats.org/drawingml/2006/picture">
+                <pic:pic xmlns:pic="http://schemas.openxmlformats.org/drawingml/2006/picture">
+                  <pic:nvPicPr>
+                    <pic:cNvPr id="1706149223" name=""/>
+                    <pic:cNvPicPr/>
+                  </pic:nvPicPr>
+                  <pic:blipFill>
+                    <a:blip r:embed="rId22"/>
+                    <a:stretch>
+                      <a:fillRect/>
+                    </a:stretch>
+                  </pic:blipFill>
+                  <pic:spPr>
+                    <a:xfrm>
+                      <a:off x="0" y="0"/>
+                      <a:ext cx="5029902" cy="3820058"/>
+                    </a:xfrm>
+                    <a:prstGeom prst="rect">
+                      <a:avLst/>
+                    </a:prstGeom>
+                  </pic:spPr>
+                </pic:pic>
+              </a:graphicData>
+            </a:graphic>
+          </wp:inline>
+        </w:drawing>
+      </w:r>
+      <w:r>
+        <w:rPr>
+          <w:lang w:val="vi-VN"/>
+        </w:rPr>
+        <w:br/>
+      </w:r>
+      <w:r>
+        <w:rPr>
+          <w:lang w:val="vi-VN"/>
+        </w:rPr>
+        <w:br/>
+        <w:t>phần 3</w:t>
+      </w:r>
+    </w:p>
+    <w:p>
+      <w:pPr>
+        <w:rPr>
+          <w:lang w:val="vi-VN"/>
+        </w:rPr>
+      </w:pPr>
+      <w:r>
+        <w:rPr>
+          <w:lang w:val="vi-VN"/>
+        </w:rPr>
+        <w:t>Bài 1</w:t>
+      </w:r>
+    </w:p>
+    <w:p>
+      <w:pPr>
+        <w:rPr>
+          <w:lang w:val="vi-VN"/>
+        </w:rPr>
+      </w:pPr>
+      <w:r>
+        <w:rPr>
+          <w:lang w:val="vi-VN"/>
+        </w:rPr>
+        <w:lastRenderedPageBreak/>
+        <w:drawing>
+          <wp:inline distT="0" distB="0" distL="0" distR="0" wp14:anchorId="50089F55" wp14:editId="75D5693A">
+            <wp:extent cx="5184140" cy="8229600"/>
+            <wp:effectExtent l="0" t="0" r="0" b="0"/>
+            <wp:docPr id="397465410" name="Picture 1"/>
+            <wp:cNvGraphicFramePr>
+              <a:graphicFrameLocks xmlns:a="http://schemas.openxmlformats.org/drawingml/2006/main" noChangeAspect="1"/>
+            </wp:cNvGraphicFramePr>
+            <a:graphic xmlns:a="http://schemas.openxmlformats.org/drawingml/2006/main">
+              <a:graphicData uri="http://schemas.openxmlformats.org/drawingml/2006/picture">
+                <pic:pic xmlns:pic="http://schemas.openxmlformats.org/drawingml/2006/picture">
+                  <pic:nvPicPr>
+                    <pic:cNvPr id="397465410" name=""/>
+                    <pic:cNvPicPr/>
+                  </pic:nvPicPr>
+                  <pic:blipFill>
+                    <a:blip r:embed="rId23"/>
+                    <a:stretch>
+                      <a:fillRect/>
+                    </a:stretch>
+                  </pic:blipFill>
+                  <pic:spPr>
+                    <a:xfrm>
+                      <a:off x="0" y="0"/>
+                      <a:ext cx="5184140" cy="8229600"/>
+                    </a:xfrm>
+                    <a:prstGeom prst="rect">
+                      <a:avLst/>
+                    </a:prstGeom>
+                  </pic:spPr>
+                </pic:pic>
+              </a:graphicData>
+            </a:graphic>
+          </wp:inline>
+        </w:drawing>
+      </w:r>
+    </w:p>
+    <w:p>
+      <w:pPr>
+        <w:rPr>
+          <w:lang w:val="vi-VN"/>
+        </w:rPr>
+      </w:pPr>
+      <w:r>
+        <w:rPr>
+          <w:lang w:val="vi-VN"/>
+        </w:rPr>
+        <w:lastRenderedPageBreak/>
+        <w:t>Bài 2</w:t>
+      </w:r>
+    </w:p>
+    <w:p>
+      <w:pPr>
+        <w:rPr>
+          <w:lang w:val="vi-VN"/>
+        </w:rPr>
+      </w:pPr>
+      <w:r>
+        <w:rPr>
+          <w:lang w:val="vi-VN"/>
+        </w:rPr>
+        <w:drawing>
+          <wp:inline distT="0" distB="0" distL="0" distR="0" wp14:anchorId="491F1C85" wp14:editId="5158A66C">
+            <wp:extent cx="5943600" cy="6324600"/>
+            <wp:effectExtent l="0" t="0" r="0" b="0"/>
+            <wp:docPr id="1606466998" name="Picture 1"/>
+            <wp:cNvGraphicFramePr>
+              <a:graphicFrameLocks xmlns:a="http://schemas.openxmlformats.org/drawingml/2006/main" noChangeAspect="1"/>
+            </wp:cNvGraphicFramePr>
+            <a:graphic xmlns:a="http://schemas.openxmlformats.org/drawingml/2006/main">
+              <a:graphicData uri="http://schemas.openxmlformats.org/drawingml/2006/picture">
+                <pic:pic xmlns:pic="http://schemas.openxmlformats.org/drawingml/2006/picture">
+                  <pic:nvPicPr>
+                    <pic:cNvPr id="1606466998" name=""/>
+                    <pic:cNvPicPr/>
+                  </pic:nvPicPr>
+                  <pic:blipFill>
+                    <a:blip r:embed="rId24"/>
+                    <a:stretch>
+                      <a:fillRect/>
+                    </a:stretch>
+                  </pic:blipFill>
+                  <pic:spPr>
+                    <a:xfrm>
+                      <a:off x="0" y="0"/>
+                      <a:ext cx="5943600" cy="6324600"/>
+                    </a:xfrm>
+                    <a:prstGeom prst="rect">
+                      <a:avLst/>
+                    </a:prstGeom>
+                  </pic:spPr>
+                </pic:pic>
+              </a:graphicData>
+            </a:graphic>
+          </wp:inline>
+        </w:drawing>
+      </w:r>
+    </w:p>
+    <w:p>
+      <w:pPr>
+        <w:rPr>
+          <w:lang w:val="vi-VN"/>
+        </w:rPr>
+      </w:pPr>
+      <w:r>
+        <w:rPr>
+          <w:lang w:val="vi-VN"/>
+        </w:rPr>
+        <w:lastRenderedPageBreak/>
+        <w:drawing>
+          <wp:inline distT="0" distB="0" distL="0" distR="0" wp14:anchorId="40F7300E" wp14:editId="3F656140">
+            <wp:extent cx="5943600" cy="6852285"/>
+            <wp:effectExtent l="0" t="0" r="0" b="5715"/>
+            <wp:docPr id="845611356" name="Picture 1"/>
+            <wp:cNvGraphicFramePr>
+              <a:graphicFrameLocks xmlns:a="http://schemas.openxmlformats.org/drawingml/2006/main" noChangeAspect="1"/>
+            </wp:cNvGraphicFramePr>
+            <a:graphic xmlns:a="http://schemas.openxmlformats.org/drawingml/2006/main">
+              <a:graphicData uri="http://schemas.openxmlformats.org/drawingml/2006/picture">
+                <pic:pic xmlns:pic="http://schemas.openxmlformats.org/drawingml/2006/picture">
+                  <pic:nvPicPr>
+                    <pic:cNvPr id="845611356" name=""/>
+                    <pic:cNvPicPr/>
+                  </pic:nvPicPr>
+                  <pic:blipFill>
+                    <a:blip r:embed="rId25"/>
+                    <a:stretch>
+                      <a:fillRect/>
+                    </a:stretch>
+                  </pic:blipFill>
+                  <pic:spPr>
+                    <a:xfrm>
+                      <a:off x="0" y="0"/>
+                      <a:ext cx="5943600" cy="6852285"/>
+                    </a:xfrm>
+                    <a:prstGeom prst="rect">
+                      <a:avLst/>
+                    </a:prstGeom>
+                  </pic:spPr>
+                </pic:pic>
+              </a:graphicData>
+            </a:graphic>
+          </wp:inline>
+        </w:drawing>
+      </w:r>
+      <w:r>
+        <w:rPr>
+          <w:lang w:val="vi-VN"/>
+        </w:rPr>
+        <w:br/>
+        <w:t>bài 4</w:t>
+      </w:r>
+    </w:p>
+    <w:p>
+      <w:pPr>
+        <w:rPr>
+          <w:lang w:val="vi-VN"/>
+        </w:rPr>
+      </w:pPr>
+      <w:r>
+        <w:rPr>
+          <w:lang w:val="vi-VN"/>
+        </w:rPr>
+        <w:lastRenderedPageBreak/>
+        <w:drawing>
+          <wp:inline distT="0" distB="0" distL="0" distR="0" wp14:anchorId="7C0FECF5" wp14:editId="6F3CE6C1">
+            <wp:extent cx="5943600" cy="8051800"/>
+            <wp:effectExtent l="0" t="0" r="0" b="6350"/>
+            <wp:docPr id="1314115919" name="Picture 1"/>
+            <wp:cNvGraphicFramePr>
+              <a:graphicFrameLocks xmlns:a="http://schemas.openxmlformats.org/drawingml/2006/main" noChangeAspect="1"/>
+            </wp:cNvGraphicFramePr>
+            <a:graphic xmlns:a="http://schemas.openxmlformats.org/drawingml/2006/main">
+              <a:graphicData uri="http://schemas.openxmlformats.org/drawingml/2006/picture">
+                <pic:pic xmlns:pic="http://schemas.openxmlformats.org/drawingml/2006/picture">
+                  <pic:nvPicPr>
+                    <pic:cNvPr id="1314115919" name=""/>
+                    <pic:cNvPicPr/>
+                  </pic:nvPicPr>
+                  <pic:blipFill>
+                    <a:blip r:embed="rId26"/>
+                    <a:stretch>
+                      <a:fillRect/>
+                    </a:stretch>
+                  </pic:blipFill>
+                  <pic:spPr>
+                    <a:xfrm>
+                      <a:off x="0" y="0"/>
+                      <a:ext cx="5943600" cy="8051800"/>
+                    </a:xfrm>
+                    <a:prstGeom prst="rect">
+                      <a:avLst/>
+                    </a:prstGeom>
+                  </pic:spPr>
+                </pic:pic>
+              </a:graphicData>
+            </a:graphic>
+          </wp:inline>
+        </w:drawing>
+      </w:r>
+      <w:r>
+        <w:rPr>
+          <w:lang w:val="vi-VN"/>
+        </w:rPr>
+        <w:br/>
+      </w:r>
+      <w:r>
+        <w:rPr>
+          <w:lang w:val="vi-VN"/>
+        </w:rPr>
+        <w:lastRenderedPageBreak/>
+        <w:drawing>
+          <wp:inline distT="0" distB="0" distL="0" distR="0" wp14:anchorId="6A345378" wp14:editId="3FDF44AD">
+            <wp:extent cx="5943600" cy="3218815"/>
+            <wp:effectExtent l="0" t="0" r="0" b="635"/>
+            <wp:docPr id="2079008904" name="Picture 1"/>
+            <wp:cNvGraphicFramePr>
+              <a:graphicFrameLocks xmlns:a="http://schemas.openxmlformats.org/drawingml/2006/main" noChangeAspect="1"/>
+            </wp:cNvGraphicFramePr>
+            <a:graphic xmlns:a="http://schemas.openxmlformats.org/drawingml/2006/main">
+              <a:graphicData uri="http://schemas.openxmlformats.org/drawingml/2006/picture">
+                <pic:pic xmlns:pic="http://schemas.openxmlformats.org/drawingml/2006/picture">
+                  <pic:nvPicPr>
+                    <pic:cNvPr id="2079008904" name=""/>
+                    <pic:cNvPicPr/>
+                  </pic:nvPicPr>
+                  <pic:blipFill>
+                    <a:blip r:embed="rId27"/>
+                    <a:stretch>
+                      <a:fillRect/>
+                    </a:stretch>
+                  </pic:blipFill>
+                  <pic:spPr>
+                    <a:xfrm>
+                      <a:off x="0" y="0"/>
+                      <a:ext cx="5943600" cy="3218815"/>
+                    </a:xfrm>
+                    <a:prstGeom prst="rect">
+                      <a:avLst/>
+                    </a:prstGeom>
+                  </pic:spPr>
+                </pic:pic>
+              </a:graphicData>
+            </a:graphic>
+          </wp:inline>
+        </w:drawing>
+      </w:r>
+      <w:r>
+        <w:rPr>
+          <w:lang w:val="vi-VN"/>
+        </w:rPr>
+        <w:br/>
+        <w:t>bài 5</w:t>
+      </w:r>
+    </w:p>
+    <w:p>
+      <w:pPr>
+        <w:rPr>
+          <w:lang w:val="vi-VN"/>
+        </w:rPr>
+      </w:pPr>
+      <w:r>
+        <w:rPr>
+          <w:lang w:val="vi-VN"/>
+        </w:rPr>
+        <w:lastRenderedPageBreak/>
+        <w:drawing>
+          <wp:inline distT="0" distB="0" distL="0" distR="0" wp14:anchorId="2FCBA036" wp14:editId="31CE14AE">
+            <wp:extent cx="5924550" cy="8229600"/>
+            <wp:effectExtent l="0" t="0" r="0" b="0"/>
+            <wp:docPr id="212014304" name="Picture 1"/>
+            <wp:cNvGraphicFramePr>
+              <a:graphicFrameLocks xmlns:a="http://schemas.openxmlformats.org/drawingml/2006/main" noChangeAspect="1"/>
+            </wp:cNvGraphicFramePr>
+            <a:graphic xmlns:a="http://schemas.openxmlformats.org/drawingml/2006/main">
+              <a:graphicData uri="http://schemas.openxmlformats.org/drawingml/2006/picture">
+                <pic:pic xmlns:pic="http://schemas.openxmlformats.org/drawingml/2006/picture">
+                  <pic:nvPicPr>
+                    <pic:cNvPr id="212014304" name=""/>
+                    <pic:cNvPicPr/>
+                  </pic:nvPicPr>
+                  <pic:blipFill>
+                    <a:blip r:embed="rId28"/>
+                    <a:stretch>
+                      <a:fillRect/>
+                    </a:stretch>
+                  </pic:blipFill>
+                  <pic:spPr>
+                    <a:xfrm>
+                      <a:off x="0" y="0"/>
+                      <a:ext cx="5924550" cy="8229600"/>
+                    </a:xfrm>
+                    <a:prstGeom prst="rect">
+                      <a:avLst/>
+                    </a:prstGeom>
+                  </pic:spPr>
+                </pic:pic>
+              </a:graphicData>
+            </a:graphic>
+          </wp:inline>
+        </w:drawing>
+      </w:r>
+      <w:r>
+        <w:rPr>
+          <w:lang w:val="vi-VN"/>
+        </w:rPr>
+        <w:br/>
+      </w:r>
+      <w:r>
+        <w:rPr>
+          <w:lang w:val="vi-VN"/>
+        </w:rPr>
+        <w:lastRenderedPageBreak/>
+        <w:drawing>
+          <wp:inline distT="0" distB="0" distL="0" distR="0" wp14:anchorId="7A5B30D8" wp14:editId="2C1B0B35">
+            <wp:extent cx="5943600" cy="5915660"/>
+            <wp:effectExtent l="0" t="0" r="0" b="8890"/>
+            <wp:docPr id="1856023611" name="Picture 1"/>
+            <wp:cNvGraphicFramePr>
+              <a:graphicFrameLocks xmlns:a="http://schemas.openxmlformats.org/drawingml/2006/main" noChangeAspect="1"/>
+            </wp:cNvGraphicFramePr>
+            <a:graphic xmlns:a="http://schemas.openxmlformats.org/drawingml/2006/main">
+              <a:graphicData uri="http://schemas.openxmlformats.org/drawingml/2006/picture">
+                <pic:pic xmlns:pic="http://schemas.openxmlformats.org/drawingml/2006/picture">
+                  <pic:nvPicPr>
+                    <pic:cNvPr id="1856023611" name=""/>
+                    <pic:cNvPicPr/>
+                  </pic:nvPicPr>
+                  <pic:blipFill>
+                    <a:blip r:embed="rId29"/>
+                    <a:stretch>
+                      <a:fillRect/>
+                    </a:stretch>
+                  </pic:blipFill>
+                  <pic:spPr>
+                    <a:xfrm>
+                      <a:off x="0" y="0"/>
+                      <a:ext cx="5943600" cy="5915660"/>
+                    </a:xfrm>
+                    <a:prstGeom prst="rect">
+                      <a:avLst/>
+                    </a:prstGeom>
+                  </pic:spPr>
+                </pic:pic>
+              </a:graphicData>
+            </a:graphic>
+          </wp:inline>
+        </w:drawing>
+      </w:r>
+      <w:r>
+        <w:rPr>
+          <w:lang w:val="vi-VN"/>
+        </w:rPr>
+        <w:br/>
+      </w:r>
+      <w:r>
+        <w:rPr>
+          <w:lang w:val="vi-VN"/>
+        </w:rPr>
+        <w:lastRenderedPageBreak/>
+        <w:drawing>
+          <wp:inline distT="0" distB="0" distL="0" distR="0" wp14:anchorId="3C1F875D" wp14:editId="60EEAF03">
+            <wp:extent cx="5943600" cy="5292090"/>
+            <wp:effectExtent l="0" t="0" r="0" b="3810"/>
+            <wp:docPr id="112077117" name="Picture 1"/>
+            <wp:cNvGraphicFramePr>
+              <a:graphicFrameLocks xmlns:a="http://schemas.openxmlformats.org/drawingml/2006/main" noChangeAspect="1"/>
+            </wp:cNvGraphicFramePr>
+            <a:graphic xmlns:a="http://schemas.openxmlformats.org/drawingml/2006/main">
+              <a:graphicData uri="http://schemas.openxmlformats.org/drawingml/2006/picture">
+                <pic:pic xmlns:pic="http://schemas.openxmlformats.org/drawingml/2006/picture">
+                  <pic:nvPicPr>
+                    <pic:cNvPr id="112077117" name=""/>
+                    <pic:cNvPicPr/>
+                  </pic:nvPicPr>
+                  <pic:blipFill>
+                    <a:blip r:embed="rId30"/>
+                    <a:stretch>
+                      <a:fillRect/>
+                    </a:stretch>
+                  </pic:blipFill>
+                  <pic:spPr>
+                    <a:xfrm>
+                      <a:off x="0" y="0"/>
+                      <a:ext cx="5943600" cy="5292090"/>
+                    </a:xfrm>
+                    <a:prstGeom prst="rect">
+                      <a:avLst/>
+                    </a:prstGeom>
+                  </pic:spPr>
+                </pic:pic>
+              </a:graphicData>
+            </a:graphic>
+          </wp:inline>
+        </w:drawing>
+      </w:r>
+      <w:r>
+        <w:rPr>
+          <w:b/>
+          <w:bCs/>
+          <w:lang w:val="vi-VN"/>
+        </w:rPr>
+        <w:lastRenderedPageBreak/>
+        <w:drawing>
+          <wp:inline distT="0" distB="0" distL="0" distR="0" wp14:anchorId="0482AD2C" wp14:editId="243A231D">
+            <wp:extent cx="2010056" cy="3067478"/>
+            <wp:effectExtent l="0" t="0" r="9525" b="0"/>
+            <wp:docPr id="77437370" name="Picture 1"/>
+            <wp:cNvGraphicFramePr>
+              <a:graphicFrameLocks xmlns:a="http://schemas.openxmlformats.org/drawingml/2006/main" noChangeAspect="1"/>
+            </wp:cNvGraphicFramePr>
+            <a:graphic xmlns:a="http://schemas.openxmlformats.org/drawingml/2006/main">
+              <a:graphicData uri="http://schemas.openxmlformats.org/drawingml/2006/picture">
+                <pic:pic xmlns:pic="http://schemas.openxmlformats.org/drawingml/2006/picture">
+                  <pic:nvPicPr>
+                    <pic:cNvPr id="77437370" name=""/>
+                    <pic:cNvPicPr/>
+                  </pic:nvPicPr>
+                  <pic:blipFill>
+                    <a:blip r:embed="rId31"/>
+                    <a:stretch>
+                      <a:fillRect/>
+                    </a:stretch>
+                  </pic:blipFill>
+                  <pic:spPr>
+                    <a:xfrm>
+                      <a:off x="0" y="0"/>
+                      <a:ext cx="2010056" cy="3067478"/>
+                    </a:xfrm>
+                    <a:prstGeom prst="rect">
+                      <a:avLst/>
+                    </a:prstGeom>
+                  </pic:spPr>
+                </pic:pic>
+              </a:graphicData>
+            </a:graphic>
+          </wp:inline>
+        </w:drawing>
+      </w:r>
+      <w:r>
+        <w:rPr>
+          <w:b/>
+          <w:bCs/>
+          <w:lang w:val="vi-VN"/>
+        </w:rPr>
+        <w:br/>
+      </w:r>
+      <w:r>
+        <w:rPr>
+          <w:lang w:val="vi-VN"/>
+        </w:rPr>
+        <w:t>Bài 7</w:t>
+      </w:r>
+    </w:p>
+    <w:p>
+      <w:pPr>
+        <w:rPr>
+          <w:lang w:val="vi-VN"/>
+        </w:rPr>
+      </w:pPr>
+      <w:r>
+        <w:rPr>
+          <w:lang w:val="vi-VN"/>
+        </w:rPr>
+        <w:lastRenderedPageBreak/>
+        <w:drawing>
+          <wp:inline distT="0" distB="0" distL="0" distR="0" wp14:anchorId="3CA40A1E" wp14:editId="5B59901D">
+            <wp:extent cx="5943600" cy="5239385"/>
+            <wp:effectExtent l="0" t="0" r="0" b="0"/>
+            <wp:docPr id="2123991762" name="Picture 1"/>
+            <wp:cNvGraphicFramePr>
+              <a:graphicFrameLocks xmlns:a="http://schemas.openxmlformats.org/drawingml/2006/main" noChangeAspect="1"/>
+            </wp:cNvGraphicFramePr>
+            <a:graphic xmlns:a="http://schemas.openxmlformats.org/drawingml/2006/main">
+              <a:graphicData uri="http://schemas.openxmlformats.org/drawingml/2006/picture">
+                <pic:pic xmlns:pic="http://schemas.openxmlformats.org/drawingml/2006/picture">
+                  <pic:nvPicPr>
+                    <pic:cNvPr id="2123991762" name=""/>
+                    <pic:cNvPicPr/>
+                  </pic:nvPicPr>
+                  <pic:blipFill>
+                    <a:blip r:embed="rId32"/>
+                    <a:stretch>
+                      <a:fillRect/>
+                    </a:stretch>
+                  </pic:blipFill>
+                  <pic:spPr>
+                    <a:xfrm>
+                      <a:off x="0" y="0"/>
+                      <a:ext cx="5943600" cy="5239385"/>
+                    </a:xfrm>
+                    <a:prstGeom prst="rect">
+                      <a:avLst/>
+                    </a:prstGeom>
+                  </pic:spPr>
+                </pic:pic>
+              </a:graphicData>
+            </a:graphic>
+          </wp:inline>
+        </w:drawing>
+      </w:r>
+      <w:r>
+        <w:rPr>
+          <w:lang w:val="vi-VN"/>
+        </w:rPr>
+        <w:br/>
+        <w:t>bài 8</w:t>
+      </w:r>
+    </w:p>
+    <w:p>
+      <w:pPr>
+        <w:rPr>
+          <w:b/>
+          <w:bCs/>
+          <w:lang w:val="vi-VN"/>
+        </w:rPr>
+      </w:pPr>
+      <w:r>
+        <w:rPr>
+          <w:b/>
+          <w:bCs/>
+          <w:lang w:val="vi-VN"/>
+        </w:rPr>
+        <w:lastRenderedPageBreak/>
+        <w:drawing>
+          <wp:inline distT="0" distB="0" distL="0" distR="0" wp14:anchorId="49392120" wp14:editId="59FA7220">
+            <wp:extent cx="5943600" cy="5892800"/>
+            <wp:effectExtent l="0" t="0" r="0" b="0"/>
+            <wp:docPr id="1612321774" name="Picture 1"/>
+            <wp:cNvGraphicFramePr>
+              <a:graphicFrameLocks xmlns:a="http://schemas.openxmlformats.org/drawingml/2006/main" noChangeAspect="1"/>
+            </wp:cNvGraphicFramePr>
+            <a:graphic xmlns:a="http://schemas.openxmlformats.org/drawingml/2006/main">
+              <a:graphicData uri="http://schemas.openxmlformats.org/drawingml/2006/picture">
+                <pic:pic xmlns:pic="http://schemas.openxmlformats.org/drawingml/2006/picture">
+                  <pic:nvPicPr>
+                    <pic:cNvPr id="1612321774" name=""/>
+                    <pic:cNvPicPr/>
+                  </pic:nvPicPr>
+                  <pic:blipFill>
+                    <a:blip r:embed="rId33"/>
+                    <a:stretch>
+                      <a:fillRect/>
+                    </a:stretch>
+                  </pic:blipFill>
+                  <pic:spPr>
+                    <a:xfrm>
+                      <a:off x="0" y="0"/>
+                      <a:ext cx="5943600" cy="5892800"/>
+                    </a:xfrm>
+                    <a:prstGeom prst="rect">
+                      <a:avLst/>
+                    </a:prstGeom>
+                  </pic:spPr>
+                </pic:pic>
+              </a:graphicData>
+            </a:graphic>
+          </wp:inline>
+        </w:drawing>
+      </w:r>
+    </w:p>
+    <w:p>
+      <w:pPr>
+        <w:rPr>
+          <w:b/>
+          <w:bCs/>
+          <w:lang w:val="vi-VN"/>
+        </w:rPr>
+      </w:pPr>
+      <w:r>
+        <w:rPr>
+          <w:b/>
+          <w:bCs/>
+          <w:lang w:val="vi-VN"/>
+        </w:rPr>
+        <w:lastRenderedPageBreak/>
+        <w:drawing>
+          <wp:inline distT="0" distB="0" distL="0" distR="0" wp14:anchorId="2E5711A4" wp14:editId="44206C50">
+            <wp:extent cx="5943600" cy="7891780"/>
+            <wp:effectExtent l="0" t="0" r="0" b="0"/>
+            <wp:docPr id="17515276" name="Picture 1"/>
+            <wp:cNvGraphicFramePr>
+              <a:graphicFrameLocks xmlns:a="http://schemas.openxmlformats.org/drawingml/2006/main" noChangeAspect="1"/>
+            </wp:cNvGraphicFramePr>
+            <a:graphic xmlns:a="http://schemas.openxmlformats.org/drawingml/2006/main">
+              <a:graphicData uri="http://schemas.openxmlformats.org/drawingml/2006/picture">
+                <pic:pic xmlns:pic="http://schemas.openxmlformats.org/drawingml/2006/picture">
+                  <pic:nvPicPr>
+                    <pic:cNvPr id="17515276" name=""/>
+                    <pic:cNvPicPr/>
+                  </pic:nvPicPr>
+                  <pic:blipFill>
+                    <a:blip r:embed="rId34"/>
+                    <a:stretch>
+                      <a:fillRect/>
+                    </a:stretch>
+                  </pic:blipFill>
+                  <pic:spPr>
+                    <a:xfrm>
+                      <a:off x="0" y="0"/>
+                      <a:ext cx="5943600" cy="7891780"/>
+                    </a:xfrm>
+                    <a:prstGeom prst="rect">
+                      <a:avLst/>
+                    </a:prstGeom>
+                  </pic:spPr>
+                </pic:pic>
+              </a:graphicData>
+            </a:graphic>
+          </wp:inline>
+        </w:drawing>
+      </w:r>
+      <w:r>
+        <w:rPr>
+          <w:b/>
+          <w:bCs/>
+          <w:lang w:val="vi-VN"/>
+        </w:rPr>
+        <w:br/>
+        <w:t>bài 9</w:t>
+      </w:r>
+    </w:p>
+    <w:p>
+      <w:pPr>
+        <w:rPr>
+          <w:b/>
+          <w:bCs/>
+          <w:lang w:val="vi-VN"/>
+        </w:rPr>
+      </w:pPr>
+      <w:r>
+        <w:rPr>
+          <w:b/>
+          <w:bCs/>
+          <w:lang w:val="vi-VN"/>
+        </w:rPr>
+        <w:lastRenderedPageBreak/>
+        <w:drawing>
+          <wp:inline distT="0" distB="0" distL="0" distR="0" wp14:anchorId="1F4CD8E2" wp14:editId="1D9460FC">
+            <wp:extent cx="5943600" cy="7780655"/>
+            <wp:effectExtent l="0" t="0" r="0" b="0"/>
+            <wp:docPr id="2127046691" name="Picture 1"/>
+            <wp:cNvGraphicFramePr>
+              <a:graphicFrameLocks xmlns:a="http://schemas.openxmlformats.org/drawingml/2006/main" noChangeAspect="1"/>
+            </wp:cNvGraphicFramePr>
+            <a:graphic xmlns:a="http://schemas.openxmlformats.org/drawingml/2006/main">
+              <a:graphicData uri="http://schemas.openxmlformats.org/drawingml/2006/picture">
+                <pic:pic xmlns:pic="http://schemas.openxmlformats.org/drawingml/2006/picture">
+                  <pic:nvPicPr>
+                    <pic:cNvPr id="2127046691" name=""/>
+                    <pic:cNvPicPr/>
+                  </pic:nvPicPr>
+                  <pic:blipFill>
+                    <a:blip r:embed="rId35"/>
+                    <a:stretch>
+                      <a:fillRect/>
+                    </a:stretch>
+                  </pic:blipFill>
+                  <pic:spPr>
+                    <a:xfrm>
+                      <a:off x="0" y="0"/>
+                      <a:ext cx="5943600" cy="7780655"/>
+                    </a:xfrm>
+                    <a:prstGeom prst="rect">
+                      <a:avLst/>
+                    </a:prstGeom>
+                  </pic:spPr>
+                </pic:pic>
+              </a:graphicData>
+            </a:graphic>
+          </wp:inline>
+        </w:drawing>
       </w:r>
     </w:p>
     <w:sectPr>
